--- a/Phase1/report.docx
+++ b/Phase1/report.docx
@@ -6,17 +6,6 @@
       <w:pPr>
         <w:pStyle w:val="Heading1"/>
         <w:jc w:val="center"/>
-        <w:rPr>
-          <w:b/>
-          <w:bCs/>
-          <w:i/>
-          <w:iCs/>
-          <w:color w:val="385623" w:themeColor="accent6" w:themeShade="80"/>
-          <w:sz w:val="96"/>
-          <w:szCs w:val="96"/>
-        </w:rPr>
-      </w:pPr>
-      <w:r>
         <w:rPr>
           <w:b/>
           <w:bCs/>
@@ -26,9 +15,147 @@
           <w:sz w:val="96"/>
           <w:szCs w:val="96"/>
         </w:rPr>
+      </w:pPr>
+      <w:r>
+        <w:rPr>
+          <w:b/>
+          <w:bCs/>
+          <w:i/>
+          <w:iCs/>
+          <w:color w:val="002060"/>
+          <w:sz w:val="96"/>
+          <w:szCs w:val="96"/>
+        </w:rPr>
         <w:t>Phase 1 report</w:t>
       </w:r>
     </w:p>
+    <w:p/>
+    <w:p>
+      <w:pPr>
+        <w:pStyle w:val="NormalWeb"/>
+      </w:pPr>
+      <w:r>
+        <w:rPr>
+          <w:b/>
+          <w:bCs/>
+          <w:i/>
+          <w:iCs/>
+          <w:color w:val="000000" w:themeColor="text1"/>
+          <w:sz w:val="48"/>
+          <w:szCs w:val="48"/>
+        </w:rPr>
+        <w:t>Summary</w:t>
+      </w:r>
+      <w:r>
+        <w:rPr>
+          <w:b/>
+          <w:bCs/>
+          <w:i/>
+          <w:iCs/>
+          <w:color w:val="000000" w:themeColor="text1"/>
+          <w:sz w:val="48"/>
+          <w:szCs w:val="48"/>
+        </w:rPr>
+        <w:t xml:space="preserve"> </w:t>
+      </w:r>
+      <w:bookmarkStart w:id="0" w:name="_GoBack"/>
+      <w:bookmarkEnd w:id="0"/>
+      <w:r>
+        <w:rPr>
+          <w:b/>
+          <w:bCs/>
+          <w:i/>
+          <w:iCs/>
+          <w:color w:val="000000" w:themeColor="text1"/>
+          <w:sz w:val="48"/>
+          <w:szCs w:val="48"/>
+        </w:rPr>
+        <w:t>:</w:t>
+      </w:r>
+      <w:r>
+        <w:br/>
+      </w:r>
+      <w:r>
+        <w:t xml:space="preserve">The dataset is first preprocessed by combining the </w:t>
+      </w:r>
+      <w:r>
+        <w:rPr>
+          <w:b/>
+          <w:bCs/>
+        </w:rPr>
+        <w:t>aspect term</w:t>
+      </w:r>
+      <w:r>
+        <w:t xml:space="preserve"> and its corresponding </w:t>
+      </w:r>
+      <w:r>
+        <w:rPr>
+          <w:b/>
+          <w:bCs/>
+        </w:rPr>
+        <w:t>sentence</w:t>
+      </w:r>
+      <w:r>
+        <w:t xml:space="preserve"> into a single input (e.g., </w:t>
+      </w:r>
+      <w:r>
+        <w:rPr>
+          <w:i/>
+          <w:iCs/>
+        </w:rPr>
+        <w:t>"Aspect: food Sentence: The food was amazing but the service was terrible."</w:t>
+      </w:r>
+      <w:r>
+        <w:t xml:space="preserve">). This provides the model with both the aspect being evaluated and the context in which it appears. Since machine learning models cannot process raw text directly, the combined text is converted into numerical features using </w:t>
+      </w:r>
+      <w:r>
+        <w:rPr>
+          <w:b/>
+          <w:bCs/>
+        </w:rPr>
+        <w:t>TF-IDF (Term Frequency–Inverse Document Frequency)</w:t>
+      </w:r>
+      <w:r>
+        <w:t>. TF-IDF assigns higher weights to words that are more informative and distinctive while reducing the importance of very common words, creating a numerical vector that represents each text sample.</w:t>
+      </w:r>
+    </w:p>
+    <w:p>
+      <w:pPr>
+        <w:spacing w:before="100" w:beforeAutospacing="1" w:after="100" w:afterAutospacing="1" w:line="240" w:lineRule="auto"/>
+        <w:rPr>
+          <w:rFonts w:ascii="Times New Roman" w:eastAsia="Times New Roman" w:hAnsi="Times New Roman" w:cs="Times New Roman"/>
+          <w:sz w:val="24"/>
+          <w:szCs w:val="24"/>
+        </w:rPr>
+      </w:pPr>
+      <w:r>
+        <w:rPr>
+          <w:rFonts w:ascii="Times New Roman" w:eastAsia="Times New Roman" w:hAnsi="Times New Roman" w:cs="Times New Roman"/>
+          <w:sz w:val="24"/>
+          <w:szCs w:val="24"/>
+        </w:rPr>
+        <w:t xml:space="preserve">These TF-IDF feature vectors are then used to train a </w:t>
+      </w:r>
+      <w:r>
+        <w:rPr>
+          <w:rFonts w:ascii="Times New Roman" w:eastAsia="Times New Roman" w:hAnsi="Times New Roman" w:cs="Times New Roman"/>
+          <w:b/>
+          <w:bCs/>
+          <w:sz w:val="24"/>
+          <w:szCs w:val="24"/>
+        </w:rPr>
+        <w:t>Logistic Regression</w:t>
+      </w:r>
+      <w:r>
+        <w:rPr>
+          <w:rFonts w:ascii="Times New Roman" w:eastAsia="Times New Roman" w:hAnsi="Times New Roman" w:cs="Times New Roman"/>
+          <w:sz w:val="24"/>
+          <w:szCs w:val="24"/>
+        </w:rPr>
+        <w:t xml:space="preserve"> classifier. During training, the model learns the relationship between the numerical features and the sentiment labels (negative, neutral, or positive). For prediction, new text undergoes the same TF-IDF transformation, and the trained Logistic Regression model uses the resulting feature vector to predict the most likely sentiment class for the given aspect. The model's performance is then evaluated using metrics such as accuracy, precision, recall, F1-score, and a confusion matrix.</w:t>
+      </w:r>
+    </w:p>
+    <w:p/>
     <w:p>
       <w:pPr>
         <w:pStyle w:val="Heading1"/>
@@ -106,6 +233,7 @@
         <w:pStyle w:val="NormalWeb"/>
       </w:pPr>
       <w:r>
+        <w:lastRenderedPageBreak/>
         <w:t>This project focuses on building a simple, reproducible baseline for this task rather than developing a production-ready educational assistant. The baseline will serve as a reference for more advanced methods in Phase 2.</w:t>
       </w:r>
     </w:p>
@@ -464,7 +592,6 @@
                   <w:vAlign w:val="center"/>
                 </w:tcPr>
                 <w:p>
-                  <w:bookmarkStart w:id="0" w:name="_GoBack" w:colFirst="1" w:colLast="2"/>
                   <w:r>
                     <w:t>The lectures were excellent but the assignments were difficult.</w:t>
                   </w:r>
@@ -543,7 +670,6 @@
                 </w:p>
               </w:tc>
             </w:tr>
-            <w:bookmarkEnd w:id="0"/>
           </w:tbl>
           <w:p/>
         </w:tc>
@@ -591,6 +717,7 @@
         <w:pStyle w:val="NormalWeb"/>
       </w:pPr>
       <w:r>
+        <w:lastRenderedPageBreak/>
         <w:t>Number of samples:</w:t>
       </w:r>
     </w:p>
@@ -719,7 +846,6 @@
         <w:pStyle w:val="NormalWeb"/>
       </w:pPr>
       <w:r>
-        <w:lastRenderedPageBreak/>
         <w:t>The labels are converted into</w:t>
       </w:r>
       <w:r>
@@ -975,6 +1101,7 @@
           <w:sz w:val="44"/>
           <w:szCs w:val="44"/>
         </w:rPr>
+        <w:lastRenderedPageBreak/>
         <w:t>3. Baseline Setup</w:t>
       </w:r>
     </w:p>
@@ -1067,7 +1194,6 @@
         <w:pStyle w:val="NormalWeb"/>
       </w:pPr>
       <w:r>
-        <w:lastRenderedPageBreak/>
         <w:t>Instead of using only the review text, the input is constructed as</w:t>
       </w:r>
     </w:p>
@@ -1193,6 +1319,7 @@
       </w:pPr>
       <w:proofErr w:type="gramStart"/>
       <w:r>
+        <w:lastRenderedPageBreak/>
         <w:t>for</w:t>
       </w:r>
       <w:proofErr w:type="gramEnd"/>
@@ -1333,17 +1460,22 @@
         <w:pStyle w:val="NormalWeb"/>
       </w:pPr>
       <w:r>
-        <w:lastRenderedPageBreak/>
         <w:t xml:space="preserve">Text is converted into numerical vectors using </w:t>
       </w:r>
       <w:r>
         <w:rPr>
           <w:rStyle w:val="Strong"/>
           <w:rFonts w:eastAsiaTheme="majorEastAsia"/>
+          <w:b w:val="0"/>
+          <w:bCs w:val="0"/>
         </w:rPr>
         <w:t>TF-IDF (Term Frequency–Inverse Document Frequency)</w:t>
       </w:r>
       <w:r>
+        <w:rPr>
+          <w:b/>
+          <w:bCs/>
+        </w:rPr>
         <w:t>.</w:t>
       </w:r>
     </w:p>
@@ -1434,6 +1566,8 @@
         <w:rPr>
           <w:rStyle w:val="Strong"/>
           <w:rFonts w:eastAsiaTheme="majorEastAsia"/>
+          <w:b w:val="0"/>
+          <w:bCs w:val="0"/>
         </w:rPr>
         <w:t>fitted only on the training data</w:t>
       </w:r>
@@ -1543,6 +1677,7 @@
         <w:pStyle w:val="NormalWeb"/>
       </w:pPr>
       <w:r>
+        <w:lastRenderedPageBreak/>
         <w:t>Class balancing helps reduce bias toward majority classes.</w:t>
       </w:r>
     </w:p>
@@ -1637,7 +1772,6 @@
         <w:pStyle w:val="NormalWeb"/>
       </w:pPr>
       <w:r>
-        <w:lastRenderedPageBreak/>
         <w:t>Sentence:</w:t>
       </w:r>
     </w:p>
@@ -1767,6 +1901,7 @@
           <w:sz w:val="44"/>
           <w:szCs w:val="44"/>
         </w:rPr>
+        <w:lastRenderedPageBreak/>
         <w:t>4. Evaluation Plan</w:t>
       </w:r>
     </w:p>
@@ -2000,7 +2135,6 @@
           <w:sz w:val="44"/>
           <w:szCs w:val="44"/>
         </w:rPr>
-        <w:lastRenderedPageBreak/>
         <w:t>5. Planned Error Analysis (Phase 2)</w:t>
       </w:r>
     </w:p>
@@ -2107,6 +2241,7 @@
         <w:pStyle w:val="Heading2"/>
       </w:pPr>
       <w:r>
+        <w:lastRenderedPageBreak/>
         <w:t>3. Short or Ambiguous Feedback</w:t>
       </w:r>
     </w:p>
@@ -2215,7 +2350,6 @@
         <w:spacing w:before="100" w:beforeAutospacing="1" w:after="100" w:afterAutospacing="1" w:line="240" w:lineRule="auto"/>
       </w:pPr>
       <w:r>
-        <w:lastRenderedPageBreak/>
         <w:t>fixed random seed (</w:t>
       </w:r>
       <w:proofErr w:type="spellStart"/>
@@ -2438,6 +2572,7 @@
         <w:pStyle w:val="NormalWeb"/>
       </w:pPr>
       <w:r>
+        <w:lastRenderedPageBreak/>
         <w:t>The results obtained from this baseline will serve as a benchmark for evaluating more sophisticated models in Phase 2.</w:t>
       </w:r>
     </w:p>
@@ -4777,6 +4912,17 @@
       </w:tblBorders>
     </w:tblPr>
   </w:style>
+  <w:style w:type="character" w:styleId="Emphasis">
+    <w:name w:val="Emphasis"/>
+    <w:basedOn w:val="DefaultParagraphFont"/>
+    <w:uiPriority w:val="20"/>
+    <w:qFormat/>
+    <w:rsid w:val="007274E6"/>
+    <w:rPr>
+      <w:i/>
+      <w:iCs/>
+    </w:rPr>
+  </w:style>
 </w:styles>
 </file>
 
